--- a/project_proposal/ResQ-Proposal.docx
+++ b/project_proposal/ResQ-Proposal.docx
@@ -1197,26 +1197,20 @@
         <w:spacing w:after="120"/>
       </w:pPr>
       <w:r>
-        <w:t>D</w:t>
-      </w:r>
-      <w:r>
-        <w:t>ecoupling the frontend and backend into independent, stateless API-driven applications;</w:t>
-      </w:r>
-    </w:p>
-    <w:p>
-      <w:pPr>
-        <w:pStyle w:val="ListParagraph"/>
-        <w:numPr>
-          <w:ilvl w:val="0"/>
-          <w:numId w:val="1"/>
-        </w:numPr>
-        <w:spacing w:after="120"/>
-      </w:pPr>
-      <w:r>
-        <w:t>I</w:t>
-      </w:r>
-      <w:r>
-        <w:t>ndexing and paginating the queries that support request lists and mission-</w:t>
+        <w:t>Decoupling the frontend and backend into independent, stateless API-driven applications;</w:t>
+      </w:r>
+    </w:p>
+    <w:p>
+      <w:pPr>
+        <w:pStyle w:val="ListParagraph"/>
+        <w:numPr>
+          <w:ilvl w:val="0"/>
+          <w:numId w:val="1"/>
+        </w:numPr>
+        <w:spacing w:after="120"/>
+      </w:pPr>
+      <w:r>
+        <w:t>Indexing and paginating the queries that support request lists and mission-</w:t>
       </w:r>
       <w:proofErr w:type="spellStart"/>
       <w:r>
@@ -1237,10 +1231,7 @@
         <w:spacing w:after="120"/>
       </w:pPr>
       <w:r>
-        <w:t>K</w:t>
-      </w:r>
-      <w:r>
-        <w:t>eeping the database, rather than the socket layer, as the single source of truth, so that horizontal scaling of the real-time layer does not risk inconsistent state.</w:t>
+        <w:t>Keeping the database, rather than the socket layer, as the single source of truth, so that horizontal scaling of the real-time layer does not risk inconsistent state.</w:t>
       </w:r>
     </w:p>
     <w:p>
@@ -1280,26 +1271,20 @@
         <w:spacing w:after="120"/>
       </w:pPr>
       <w:r>
-        <w:t>U</w:t>
-      </w:r>
-      <w:r>
-        <w:t>sing MongoDB Atlas, or another suitable free-tier MongoDB deployment option;</w:t>
-      </w:r>
-    </w:p>
-    <w:p>
-      <w:pPr>
-        <w:pStyle w:val="ListParagraph"/>
-        <w:numPr>
-          <w:ilvl w:val="0"/>
-          <w:numId w:val="1"/>
-        </w:numPr>
-        <w:spacing w:after="120"/>
-      </w:pPr>
-      <w:r>
-        <w:t>D</w:t>
-      </w:r>
-      <w:r>
-        <w:t xml:space="preserve">eploying the frontend and backend independently on free-tier platforms, such as </w:t>
+        <w:t>Using MongoDB Atlas, or another suitable free-tier MongoDB deployment option;</w:t>
+      </w:r>
+    </w:p>
+    <w:p>
+      <w:pPr>
+        <w:pStyle w:val="ListParagraph"/>
+        <w:numPr>
+          <w:ilvl w:val="0"/>
+          <w:numId w:val="1"/>
+        </w:numPr>
+        <w:spacing w:after="120"/>
+      </w:pPr>
+      <w:r>
+        <w:t xml:space="preserve">Deploying the frontend and backend independently on free-tier platforms, such as </w:t>
       </w:r>
       <w:proofErr w:type="spellStart"/>
       <w:r>
@@ -1321,10 +1306,7 @@
       </w:pPr>
       <w:r>
         <w:lastRenderedPageBreak/>
-        <w:t>R</w:t>
-      </w:r>
-      <w:r>
-        <w:t>unning the AI classification module as a separable microservice that can be scaled, disabled, or replaced without modifying the core system.</w:t>
+        <w:t>Running the AI classification module as a separable microservice that can be scaled, disabled, or replaced without modifying the core system.</w:t>
       </w:r>
     </w:p>
     <w:p>
@@ -1359,26 +1341,20 @@
         <w:spacing w:after="120"/>
       </w:pPr>
       <w:r>
-        <w:t>A</w:t>
-      </w:r>
-      <w:r>
-        <w:t xml:space="preserve"> web framework for REST APIs and a componentized frontend, namely Express and React with Vite;</w:t>
-      </w:r>
-    </w:p>
-    <w:p>
-      <w:pPr>
-        <w:pStyle w:val="ListParagraph"/>
-        <w:numPr>
-          <w:ilvl w:val="0"/>
-          <w:numId w:val="1"/>
-        </w:numPr>
-        <w:spacing w:after="120"/>
-      </w:pPr>
-      <w:r>
-        <w:t>A</w:t>
-      </w:r>
-      <w:r>
-        <w:t xml:space="preserve"> document database with a mature object data </w:t>
+        <w:t>A web framework for REST APIs and a componentized frontend, namely Express and React with Vite;</w:t>
+      </w:r>
+    </w:p>
+    <w:p>
+      <w:pPr>
+        <w:pStyle w:val="ListParagraph"/>
+        <w:numPr>
+          <w:ilvl w:val="0"/>
+          <w:numId w:val="1"/>
+        </w:numPr>
+        <w:spacing w:after="120"/>
+      </w:pPr>
+      <w:r>
+        <w:t xml:space="preserve">A document database with a mature object data </w:t>
       </w:r>
       <w:proofErr w:type="spellStart"/>
       <w:r>
@@ -1399,26 +1375,20 @@
         <w:spacing w:after="120"/>
       </w:pPr>
       <w:r>
-        <w:t>A</w:t>
-      </w:r>
-      <w:r>
-        <w:t xml:space="preserve"> real-time transport mechanism for cross-dashboard propagation, namely Socket.IO;</w:t>
-      </w:r>
-    </w:p>
-    <w:p>
-      <w:pPr>
-        <w:pStyle w:val="ListParagraph"/>
-        <w:numPr>
-          <w:ilvl w:val="0"/>
-          <w:numId w:val="1"/>
-        </w:numPr>
-        <w:spacing w:after="120"/>
-      </w:pPr>
-      <w:r>
-        <w:t>A</w:t>
-      </w:r>
-      <w:r>
-        <w:t xml:space="preserve">n authentication approach for five distinct roles, implemented with JSON Web Tokens (JWT) and </w:t>
+        <w:t>A real-time transport mechanism for cross-dashboard propagation, namely Socket.IO;</w:t>
+      </w:r>
+    </w:p>
+    <w:p>
+      <w:pPr>
+        <w:pStyle w:val="ListParagraph"/>
+        <w:numPr>
+          <w:ilvl w:val="0"/>
+          <w:numId w:val="1"/>
+        </w:numPr>
+        <w:spacing w:after="120"/>
+      </w:pPr>
+      <w:r>
+        <w:t xml:space="preserve">An authentication approach for five distinct roles, implemented with JSON Web Tokens (JWT) and </w:t>
       </w:r>
       <w:proofErr w:type="spellStart"/>
       <w:r>
@@ -1439,10 +1409,7 @@
         <w:spacing w:after="120"/>
       </w:pPr>
       <w:r>
-        <w:t>A</w:t>
-      </w:r>
-      <w:r>
-        <w:t xml:space="preserve"> mapping and geocoding solution that avoids billed APIs, namely Leaflet, OpenStreetMap, and </w:t>
+        <w:t xml:space="preserve">A mapping and geocoding solution that avoids billed APIs, namely Leaflet, OpenStreetMap, and </w:t>
       </w:r>
       <w:proofErr w:type="spellStart"/>
       <w:r>
@@ -1463,10 +1430,7 @@
         <w:spacing w:after="120"/>
       </w:pPr>
       <w:r>
-        <w:t>O</w:t>
-      </w:r>
-      <w:r>
-        <w:t xml:space="preserve">bject storage for optional attachments, using local storage during the pilot and Cloudflare R2 or </w:t>
+        <w:t xml:space="preserve">Object storage for optional attachments, using local storage during the pilot and Cloudflare R2 or </w:t>
       </w:r>
       <w:proofErr w:type="spellStart"/>
       <w:r>
@@ -1487,10 +1451,7 @@
         <w:spacing w:after="120"/>
       </w:pPr>
       <w:r>
-        <w:t>T</w:t>
-      </w:r>
-      <w:r>
-        <w:t xml:space="preserve">est frameworks for unit, integration, and end-to-end coverage, namely </w:t>
+        <w:t xml:space="preserve">Test frameworks for unit, integration, and end-to-end coverage, namely </w:t>
       </w:r>
       <w:proofErr w:type="spellStart"/>
       <w:r>
@@ -1519,10 +1480,7 @@
         <w:spacing w:after="120"/>
       </w:pPr>
       <w:r>
-        <w:t>O</w:t>
-      </w:r>
-      <w:r>
-        <w:t>ptional large language model (LLM) access for free-text urgency and category classification, maintained as a separate, removable service.</w:t>
+        <w:t>Optional large language model (LLM) access for free-text urgency and category classification, maintained as a separate, removable service.</w:t>
       </w:r>
     </w:p>
     <w:p>
@@ -1571,74 +1529,59 @@
         <w:spacing w:after="120"/>
       </w:pPr>
       <w:r>
-        <w:t>A</w:t>
-      </w:r>
-      <w:r>
-        <w:t xml:space="preserve"> request submission form with immediate request identifier generation, and location captured with a distinction between public and precise representations;</w:t>
-      </w:r>
-    </w:p>
-    <w:p>
-      <w:pPr>
-        <w:pStyle w:val="ListParagraph"/>
-        <w:numPr>
-          <w:ilvl w:val="0"/>
-          <w:numId w:val="1"/>
-        </w:numPr>
-        <w:spacing w:after="120"/>
-      </w:pPr>
-      <w:r>
-        <w:t>R</w:t>
-      </w:r>
-      <w:r>
-        <w:t>egistration for volunteers, NGOs, and resource providers, with role-based access control;</w:t>
-      </w:r>
-    </w:p>
-    <w:p>
-      <w:pPr>
-        <w:pStyle w:val="ListParagraph"/>
-        <w:numPr>
-          <w:ilvl w:val="0"/>
-          <w:numId w:val="1"/>
-        </w:numPr>
-        <w:spacing w:after="120"/>
-      </w:pPr>
-      <w:r>
-        <w:t>M</w:t>
-      </w:r>
-      <w:r>
-        <w:t>anual administrator assignment and the full status lifecycle, consisting of the Unverified, Verified, In Progress, Resolved, and Closed states;</w:t>
-      </w:r>
-    </w:p>
-    <w:p>
-      <w:pPr>
-        <w:pStyle w:val="ListParagraph"/>
-        <w:numPr>
-          <w:ilvl w:val="0"/>
-          <w:numId w:val="1"/>
-        </w:numPr>
-        <w:spacing w:after="120"/>
-      </w:pPr>
-      <w:r>
-        <w:t>A</w:t>
-      </w:r>
-      <w:r>
-        <w:t xml:space="preserve"> Leaflet-based map view of open requests;</w:t>
-      </w:r>
-    </w:p>
-    <w:p>
-      <w:pPr>
-        <w:pStyle w:val="ListParagraph"/>
-        <w:numPr>
-          <w:ilvl w:val="0"/>
-          <w:numId w:val="1"/>
-        </w:numPr>
-        <w:spacing w:after="120"/>
-      </w:pPr>
-      <w:r>
-        <w:t>C</w:t>
-      </w:r>
-      <w:r>
-        <w:t>ontinuous integration, comprising build, backend unit tests, and linting, together with continuous deployment to a single free-tier staging environment.</w:t>
+        <w:t>A request submission form with immediate request identifier generation, and location captured with a distinction between public and precise representations;</w:t>
+      </w:r>
+    </w:p>
+    <w:p>
+      <w:pPr>
+        <w:pStyle w:val="ListParagraph"/>
+        <w:numPr>
+          <w:ilvl w:val="0"/>
+          <w:numId w:val="1"/>
+        </w:numPr>
+        <w:spacing w:after="120"/>
+      </w:pPr>
+      <w:r>
+        <w:t>Registration for volunteers, NGOs, and resource providers, with role-based access control;</w:t>
+      </w:r>
+    </w:p>
+    <w:p>
+      <w:pPr>
+        <w:pStyle w:val="ListParagraph"/>
+        <w:numPr>
+          <w:ilvl w:val="0"/>
+          <w:numId w:val="1"/>
+        </w:numPr>
+        <w:spacing w:after="120"/>
+      </w:pPr>
+      <w:r>
+        <w:t>Manual administrator assignment and the full status lifecycle, consisting of the Unverified, Verified, In Progress, Resolved, and Closed states;</w:t>
+      </w:r>
+    </w:p>
+    <w:p>
+      <w:pPr>
+        <w:pStyle w:val="ListParagraph"/>
+        <w:numPr>
+          <w:ilvl w:val="0"/>
+          <w:numId w:val="1"/>
+        </w:numPr>
+        <w:spacing w:after="120"/>
+      </w:pPr>
+      <w:r>
+        <w:t>A Leaflet-based map view of open requests;</w:t>
+      </w:r>
+    </w:p>
+    <w:p>
+      <w:pPr>
+        <w:pStyle w:val="ListParagraph"/>
+        <w:numPr>
+          <w:ilvl w:val="0"/>
+          <w:numId w:val="1"/>
+        </w:numPr>
+        <w:spacing w:after="120"/>
+      </w:pPr>
+      <w:r>
+        <w:t>Continuous integration, comprising build, backend unit tests, and linting, together with continuous deployment to a single free-tier staging environment.</w:t>
       </w:r>
     </w:p>
     <w:p>
@@ -1670,7 +1613,21 @@
           <w:bCs/>
         </w:rPr>
         <w:lastRenderedPageBreak/>
-        <w:t xml:space="preserve">Phase 2, Coordination. </w:t>
+        <w:t xml:space="preserve">Phase </w:t>
+      </w:r>
+      <w:r>
+        <w:rPr>
+          <w:b/>
+          <w:bCs/>
+        </w:rPr>
+        <w:t>1</w:t>
+      </w:r>
+      <w:r>
+        <w:rPr>
+          <w:b/>
+          <w:bCs/>
+        </w:rPr>
+        <w:t xml:space="preserve">, Coordination. </w:t>
       </w:r>
       <w:r>
         <w:t>Socket.IO integration for the four-dashboard real-time propagation scenario, resource allocation tables, mission management, in-app messaging, and the resolution and confirmation flow.</w:t>
@@ -1690,7 +1647,21 @@
           <w:b/>
           <w:bCs/>
         </w:rPr>
-        <w:t xml:space="preserve">Phase 3, Advanced Features. </w:t>
+        <w:t xml:space="preserve">Phase </w:t>
+      </w:r>
+      <w:r>
+        <w:rPr>
+          <w:b/>
+          <w:bCs/>
+        </w:rPr>
+        <w:t>2</w:t>
+      </w:r>
+      <w:r>
+        <w:rPr>
+          <w:b/>
+          <w:bCs/>
+        </w:rPr>
+        <w:t xml:space="preserve">, Advanced Features. </w:t>
       </w:r>
       <w:r>
         <w:t>The rule-based matching engine described in Section 5.1, an analytics and administration dashboard, and the optional AI classification microservice.</w:t>
@@ -1710,7 +1681,21 @@
           <w:b/>
           <w:bCs/>
         </w:rPr>
-        <w:t xml:space="preserve">Phase 4, Hardening and Demonstration. </w:t>
+        <w:t xml:space="preserve">Phase </w:t>
+      </w:r>
+      <w:r>
+        <w:rPr>
+          <w:b/>
+          <w:bCs/>
+        </w:rPr>
+        <w:t>3</w:t>
+      </w:r>
+      <w:r>
+        <w:rPr>
+          <w:b/>
+          <w:bCs/>
+        </w:rPr>
+        <w:t xml:space="preserve">, Hardening and Demonstration. </w:t>
       </w:r>
       <w:r>
         <w:t>Playwright end-to-end scripts for the complete multi-role scenario, representative seed data, and deployment to free-tier hosting for the live submission.</w:t>
